--- a/docx_resources/Вечірня-Утреня/В,У - Мінея/02-Лютий/04-__-Ісидора.docx
+++ b/docx_resources/Вечірня-Утреня/В,У - Мінея/02-Лютий/04-__-Ісидора.docx
@@ -54,6 +54,7 @@
         <w:rPr>
           <w:rFonts w:ascii="Times New Roman" w:hAnsi="Times New Roman" w:cs="Times New Roman"/>
           <w:b/>
+          <w:sz w:val="24"/>
         </w:rPr>
         <w:t>ВЕЧІРНЯ</w:t>
       </w:r>
@@ -9367,6 +9368,7 @@
           <w:b/>
           <w:i/>
           <w:color w:val="FF0000"/>
+          <w:sz w:val="24"/>
         </w:rPr>
         <w:t>Вечірні молитви</w:t>
       </w:r>
@@ -18297,6 +18299,7 @@
           <w:b/>
           <w:i/>
           <w:color w:val="FF0000"/>
+          <w:sz w:val="24"/>
         </w:rPr>
         <w:lastRenderedPageBreak/>
         <w:t>Стихири</w:t>
@@ -20770,6 +20773,7 @@
           <w:b/>
           <w:i/>
           <w:color w:val="FF0000"/>
+          <w:sz w:val="24"/>
         </w:rPr>
         <w:t>Прокімен</w:t>
       </w:r>
@@ -21213,6 +21217,7 @@
           <w:b/>
           <w:i/>
           <w:color w:val="FF0000"/>
+          <w:sz w:val="24"/>
         </w:rPr>
         <w:t>Сподоби, Господи</w:t>
       </w:r>
@@ -22458,6 +22463,7 @@
           <w:b/>
           <w:i/>
           <w:color w:val="FF0000"/>
+          <w:sz w:val="24"/>
         </w:rPr>
         <w:t>Прохальна єктенія</w:t>
       </w:r>
@@ -25563,6 +25569,7 @@
           <w:b/>
           <w:i/>
           <w:color w:val="FF0000"/>
+          <w:sz w:val="24"/>
         </w:rPr>
         <w:t>Пісня Симеона</w:t>
       </w:r>
@@ -28050,6 +28057,7 @@
           <w:b/>
           <w:i/>
           <w:color w:val="FF0000"/>
+          <w:sz w:val="24"/>
         </w:rPr>
         <w:t>Тропарі</w:t>
       </w:r>
@@ -28186,6 +28194,7 @@
           <w:b/>
           <w:i/>
           <w:color w:val="FF0000"/>
+          <w:sz w:val="24"/>
         </w:rPr>
         <w:t>Єктенія усильного благання</w:t>
       </w:r>
@@ -30652,6 +30661,7 @@
           <w:b/>
           <w:i/>
           <w:color w:val="FF0000"/>
+          <w:sz w:val="24"/>
         </w:rPr>
         <w:t>Після Вечірні</w:t>
       </w:r>
@@ -30709,6 +30719,7 @@
       <w:r>
         <w:rPr>
           <w:rFonts w:ascii="Times New Roman" w:hAnsi="Times New Roman" w:cs="Times New Roman"/>
+          <w:sz w:val="24"/>
         </w:rPr>
         <w:br w:type="page"/>
       </w:r>
@@ -30727,6 +30738,7 @@
         <w:rPr>
           <w:rFonts w:ascii="Times New Roman" w:hAnsi="Times New Roman" w:cs="Times New Roman"/>
           <w:b/>
+          <w:sz w:val="24"/>
         </w:rPr>
         <w:lastRenderedPageBreak/>
         <w:t>УТРЕНЯ</w:t>
@@ -33305,6 +33317,7 @@
           <w:b/>
           <w:i/>
           <w:color w:val="FF0000"/>
+          <w:sz w:val="24"/>
         </w:rPr>
         <w:t>Утренні молитви</w:t>
       </w:r>
@@ -37937,6 +37950,7 @@
           <w:b/>
           <w:i/>
           <w:color w:val="FF0000"/>
+          <w:sz w:val="24"/>
         </w:rPr>
         <w:t>Бог Господь...</w:t>
       </w:r>
@@ -37945,6 +37959,7 @@
           <w:rFonts w:ascii="Times New Roman" w:eastAsia="Times New Roman" w:hAnsi="Times New Roman" w:cs="Times New Roman"/>
           <w:i/>
           <w:color w:val="FF0000"/>
+          <w:sz w:val="24"/>
         </w:rPr>
         <w:t xml:space="preserve"> (Пс. 117), глас 1</w:t>
       </w:r>
@@ -38168,6 +38183,7 @@
           <w:b/>
           <w:i/>
           <w:color w:val="FF0000"/>
+          <w:sz w:val="24"/>
         </w:rPr>
         <w:t>Тропарі</w:t>
       </w:r>
@@ -38410,6 +38426,7 @@
           <w:b/>
           <w:i/>
           <w:color w:val="FF0000"/>
+          <w:sz w:val="24"/>
         </w:rPr>
         <w:t>Мала єктенія</w:t>
       </w:r>
@@ -39693,6 +39710,7 @@
           <w:b/>
           <w:i/>
           <w:color w:val="FF0000"/>
+          <w:sz w:val="24"/>
         </w:rPr>
         <w:t>Перший сідальний</w:t>
       </w:r>
@@ -39825,6 +39843,7 @@
           <w:b/>
           <w:i/>
           <w:color w:val="FF0000"/>
+          <w:sz w:val="24"/>
         </w:rPr>
         <w:t>Мала єктенія</w:t>
       </w:r>
@@ -41127,6 +41146,7 @@
           <w:b/>
           <w:i/>
           <w:color w:val="FF0000"/>
+          <w:sz w:val="24"/>
         </w:rPr>
         <w:t>Другий сідальний</w:t>
       </w:r>
@@ -41235,6 +41255,7 @@
           <w:b/>
           <w:i/>
           <w:color w:val="FF0000"/>
+          <w:sz w:val="24"/>
         </w:rPr>
         <w:t>Псалом 50</w:t>
       </w:r>
@@ -42199,6 +42220,7 @@
           <w:rFonts w:ascii="Times New Roman" w:eastAsia="Times New Roman" w:hAnsi="Times New Roman" w:cs="Times New Roman"/>
           <w:i/>
           <w:color w:val="FF0000"/>
+          <w:sz w:val="24"/>
         </w:rPr>
         <w:t>Мала єктенія</w:t>
       </w:r>
@@ -44198,6 +44220,7 @@
           <w:rFonts w:ascii="Times New Roman" w:eastAsia="Times New Roman" w:hAnsi="Times New Roman" w:cs="Times New Roman"/>
           <w:i/>
           <w:color w:val="FF0000"/>
+          <w:sz w:val="24"/>
         </w:rPr>
         <w:t>Мала єктенія</w:t>
       </w:r>
@@ -46083,6 +46106,7 @@
           <w:b/>
           <w:i/>
           <w:color w:val="FF0000"/>
+          <w:sz w:val="24"/>
         </w:rPr>
         <w:t>Пісня Богородиці</w:t>
       </w:r>
@@ -46551,6 +46575,7 @@
           <w:b/>
           <w:i/>
           <w:color w:val="FF0000"/>
+          <w:sz w:val="24"/>
         </w:rPr>
         <w:t>Мала єктенія</w:t>
       </w:r>
@@ -47497,6 +47522,7 @@
           <w:b/>
           <w:i/>
           <w:color w:val="FF0000"/>
+          <w:sz w:val="24"/>
         </w:rPr>
         <w:t>Світильний</w:t>
       </w:r>
@@ -48250,6 +48276,7 @@
           <w:b/>
           <w:i/>
           <w:color w:val="FF0000"/>
+          <w:sz w:val="24"/>
         </w:rPr>
         <w:t>Мале славослов'я</w:t>
       </w:r>
@@ -48806,6 +48833,7 @@
           <w:b/>
           <w:i/>
           <w:color w:val="FF0000"/>
+          <w:sz w:val="24"/>
         </w:rPr>
         <w:t>Прохальна єктенія</w:t>
       </w:r>
@@ -54092,6 +54120,7 @@
           <w:b/>
           <w:i/>
           <w:color w:val="FF0000"/>
+          <w:sz w:val="24"/>
         </w:rPr>
         <w:t>Тропарі</w:t>
       </w:r>
@@ -54229,6 +54258,7 @@
           <w:b/>
           <w:i/>
           <w:color w:val="FF0000"/>
+          <w:sz w:val="24"/>
         </w:rPr>
         <w:lastRenderedPageBreak/>
         <w:t>Єктенія усил</w:t>
@@ -54239,6 +54269,7 @@
           <w:b/>
           <w:i/>
           <w:color w:val="FF0000"/>
+          <w:sz w:val="24"/>
         </w:rPr>
         <w:t>ьного благання</w:t>
       </w:r>
